--- a/COAL assignment 1 registers.docx
+++ b/COAL assignment 1 registers.docx
@@ -7,21 +7,21 @@
         <w:jc w:val="center"/>
         <w:rPr>
           <w:b/>
-          <w:sz w:val="32"/>
+          <w:sz w:val="28"/>
           <w:u w:val="double"/>
         </w:rPr>
       </w:pPr>
       <w:r>
         <w:rPr>
           <w:b/>
-          <w:sz w:val="32"/>
+          <w:sz w:val="28"/>
           <w:u w:val="double"/>
         </w:rPr>
         <w:t>Name:</w:t>
       </w:r>
       <w:r>
         <w:rPr>
-          <w:sz w:val="32"/>
+          <w:sz w:val="28"/>
           <w:u w:val="single"/>
         </w:rPr>
         <w:t xml:space="preserve"> </w:t>
@@ -29,7 +29,7 @@
       <w:proofErr w:type="spellStart"/>
       <w:r>
         <w:rPr>
-          <w:sz w:val="32"/>
+          <w:sz w:val="28"/>
           <w:u w:val="single"/>
         </w:rPr>
         <w:t>Khola</w:t>
@@ -37,7 +37,7 @@
       <w:proofErr w:type="spellEnd"/>
       <w:r>
         <w:rPr>
-          <w:sz w:val="32"/>
+          <w:sz w:val="28"/>
           <w:u w:val="single"/>
         </w:rPr>
         <w:t xml:space="preserve"> </w:t>
@@ -45,7 +45,7 @@
       <w:proofErr w:type="spellStart"/>
       <w:r>
         <w:rPr>
-          <w:sz w:val="32"/>
+          <w:sz w:val="28"/>
           <w:u w:val="single"/>
         </w:rPr>
         <w:t>Rehman</w:t>
@@ -57,21 +57,21 @@
         <w:jc w:val="center"/>
         <w:rPr>
           <w:b/>
-          <w:sz w:val="32"/>
+          <w:sz w:val="28"/>
           <w:u w:val="double"/>
         </w:rPr>
       </w:pPr>
       <w:r>
         <w:rPr>
           <w:b/>
-          <w:sz w:val="32"/>
+          <w:sz w:val="28"/>
           <w:u w:val="double"/>
         </w:rPr>
         <w:t>Roll no:</w:t>
       </w:r>
       <w:r>
         <w:rPr>
-          <w:sz w:val="32"/>
+          <w:sz w:val="28"/>
           <w:u w:val="single"/>
         </w:rPr>
         <w:t xml:space="preserve"> 24-ARID-931</w:t>
@@ -82,25 +82,17 @@
         <w:jc w:val="center"/>
         <w:rPr>
           <w:b/>
-          <w:sz w:val="32"/>
+          <w:sz w:val="28"/>
           <w:u w:val="double"/>
         </w:rPr>
       </w:pPr>
       <w:r>
         <w:rPr>
           <w:b/>
-          <w:sz w:val="32"/>
-          <w:u w:val="single"/>
-        </w:rPr>
-        <w:t>BS CS (4</w:t>
-      </w:r>
-      <w:r>
-        <w:rPr>
-          <w:b/>
-          <w:sz w:val="32"/>
-          <w:u w:val="single"/>
-        </w:rPr>
-        <w:t>C) -  Evening</w:t>
+          <w:sz w:val="28"/>
+          <w:u w:val="single"/>
+        </w:rPr>
+        <w:t>BS CS (4C) -  Evening</w:t>
       </w:r>
     </w:p>
     <w:p>
@@ -108,14 +100,14 @@
         <w:jc w:val="center"/>
         <w:rPr>
           <w:b/>
-          <w:sz w:val="32"/>
-          <w:u w:val="single"/>
-        </w:rPr>
-      </w:pPr>
-      <w:r>
-        <w:rPr>
-          <w:b/>
-          <w:sz w:val="32"/>
+          <w:sz w:val="28"/>
+          <w:u w:val="single"/>
+        </w:rPr>
+      </w:pPr>
+      <w:r>
+        <w:rPr>
+          <w:b/>
+          <w:sz w:val="28"/>
           <w:u w:val="single"/>
         </w:rPr>
         <w:t>Computer Organization &amp; Assembly Language</w:t>
@@ -126,14 +118,14 @@
         <w:jc w:val="center"/>
         <w:rPr>
           <w:b/>
-          <w:sz w:val="32"/>
+          <w:sz w:val="28"/>
           <w:u w:val="double"/>
         </w:rPr>
       </w:pPr>
       <w:r>
         <w:rPr>
           <w:b/>
-          <w:sz w:val="32"/>
+          <w:sz w:val="28"/>
           <w:u w:val="single"/>
         </w:rPr>
         <w:t>(COAL)</w:t>
@@ -144,14 +136,14 @@
         <w:jc w:val="center"/>
         <w:rPr>
           <w:b/>
-          <w:sz w:val="32"/>
+          <w:sz w:val="28"/>
           <w:u w:val="double"/>
         </w:rPr>
       </w:pPr>
       <w:r>
         <w:rPr>
           <w:b/>
-          <w:sz w:val="32"/>
+          <w:sz w:val="28"/>
           <w:u w:val="double"/>
         </w:rPr>
         <w:t>Assignment # 1</w:t>
@@ -162,7 +154,7 @@
         <w:jc w:val="center"/>
         <w:rPr>
           <w:b/>
-          <w:sz w:val="32"/>
+          <w:sz w:val="28"/>
           <w:u w:val="double"/>
         </w:rPr>
       </w:pPr>
@@ -172,20 +164,20 @@
         <w:pStyle w:val="NormalWeb"/>
         <w:rPr>
           <w:b/>
-          <w:sz w:val="32"/>
-        </w:rPr>
-      </w:pPr>
-      <w:r>
-        <w:rPr>
-          <w:b/>
-          <w:sz w:val="32"/>
+          <w:sz w:val="28"/>
+        </w:rPr>
+      </w:pPr>
+      <w:r>
+        <w:rPr>
+          <w:b/>
+          <w:sz w:val="28"/>
         </w:rPr>
         <w:t>Types of Regis</w:t>
       </w:r>
       <w:r>
         <w:rPr>
           <w:b/>
-          <w:sz w:val="32"/>
+          <w:sz w:val="28"/>
         </w:rPr>
         <w:t>ters in Assembly</w:t>
       </w:r>
@@ -195,14 +187,12 @@
         <w:pStyle w:val="NormalWeb"/>
         <w:rPr>
           <w:b/>
-          <w:sz w:val="28"/>
-          <w:u w:val="single"/>
-        </w:rPr>
-      </w:pPr>
-      <w:r>
-        <w:rPr>
-          <w:b/>
-          <w:sz w:val="28"/>
+          <w:u w:val="single"/>
+        </w:rPr>
+      </w:pPr>
+      <w:r>
+        <w:rPr>
+          <w:b/>
           <w:u w:val="single"/>
         </w:rPr>
         <w:t>General Purpose Registers</w:t>
@@ -211,18 +201,28 @@
     <w:p>
       <w:pPr>
         <w:pStyle w:val="NormalWeb"/>
-      </w:pPr>
-      <w:r>
-        <w:rPr>
-          <w:b/>
+        <w:rPr>
+          <w:sz w:val="22"/>
+        </w:rPr>
+      </w:pPr>
+      <w:r>
+        <w:rPr>
+          <w:b/>
+          <w:sz w:val="22"/>
         </w:rPr>
         <w:t>AX (Accumulator Register)</w:t>
       </w:r>
       <w:r>
+        <w:rPr>
+          <w:sz w:val="22"/>
+        </w:rPr>
         <w:br/>
         <w:t>Overview: Used for arithmetic, logic, and input/output operations.</w:t>
       </w:r>
       <w:r>
+        <w:rPr>
+          <w:sz w:val="22"/>
+        </w:rPr>
         <w:br/>
         <w:t>Type: Processing / Input-Output</w:t>
       </w:r>
@@ -230,18 +230,28 @@
     <w:p>
       <w:pPr>
         <w:pStyle w:val="NormalWeb"/>
-      </w:pPr>
-      <w:r>
-        <w:rPr>
-          <w:b/>
+        <w:rPr>
+          <w:sz w:val="22"/>
+        </w:rPr>
+      </w:pPr>
+      <w:r>
+        <w:rPr>
+          <w:b/>
+          <w:sz w:val="22"/>
         </w:rPr>
         <w:t>BX (Base Register)</w:t>
       </w:r>
       <w:r>
+        <w:rPr>
+          <w:sz w:val="22"/>
+        </w:rPr>
         <w:br/>
         <w:t>Overview: Holds base address for memory access.</w:t>
       </w:r>
       <w:r>
+        <w:rPr>
+          <w:sz w:val="22"/>
+        </w:rPr>
         <w:br/>
         <w:t>Type: Processing / Memory</w:t>
       </w:r>
@@ -249,18 +259,28 @@
     <w:p>
       <w:pPr>
         <w:pStyle w:val="NormalWeb"/>
-      </w:pPr>
-      <w:r>
-        <w:rPr>
-          <w:b/>
+        <w:rPr>
+          <w:sz w:val="22"/>
+        </w:rPr>
+      </w:pPr>
+      <w:r>
+        <w:rPr>
+          <w:b/>
+          <w:sz w:val="22"/>
         </w:rPr>
         <w:t>CX (Count Register)</w:t>
       </w:r>
       <w:r>
+        <w:rPr>
+          <w:sz w:val="22"/>
+        </w:rPr>
         <w:br/>
         <w:t>Overview: Used as loop counter and in shift/rotate operations.</w:t>
       </w:r>
       <w:r>
+        <w:rPr>
+          <w:sz w:val="22"/>
+        </w:rPr>
         <w:br/>
         <w:t>Type: Processing</w:t>
       </w:r>
@@ -268,18 +288,28 @@
     <w:p>
       <w:pPr>
         <w:pStyle w:val="NormalWeb"/>
-      </w:pPr>
-      <w:r>
-        <w:rPr>
-          <w:b/>
+        <w:rPr>
+          <w:sz w:val="22"/>
+        </w:rPr>
+      </w:pPr>
+      <w:r>
+        <w:rPr>
+          <w:b/>
+          <w:sz w:val="22"/>
         </w:rPr>
         <w:t>DX (Data Register)</w:t>
       </w:r>
       <w:r>
+        <w:rPr>
+          <w:sz w:val="22"/>
+        </w:rPr>
         <w:br/>
         <w:t>Overview: Used in multiplication, division, and port addressing.</w:t>
       </w:r>
       <w:r>
+        <w:rPr>
+          <w:sz w:val="22"/>
+        </w:rPr>
         <w:br/>
         <w:t>Type: Processing / Input-Output</w:t>
       </w:r>
@@ -287,21 +317,22 @@
     <w:p>
       <w:pPr>
         <w:pStyle w:val="NormalWeb"/>
-      </w:pPr>
-    </w:p>
-    <w:p>
-      <w:pPr>
-        <w:pStyle w:val="NormalWeb"/>
-        <w:rPr>
-          <w:b/>
-          <w:sz w:val="28"/>
-          <w:u w:val="single"/>
-        </w:rPr>
-      </w:pPr>
-      <w:r>
-        <w:rPr>
-          <w:b/>
-          <w:sz w:val="28"/>
+        <w:rPr>
+          <w:sz w:val="22"/>
+        </w:rPr>
+      </w:pPr>
+    </w:p>
+    <w:p>
+      <w:pPr>
+        <w:pStyle w:val="NormalWeb"/>
+        <w:rPr>
+          <w:b/>
+          <w:u w:val="single"/>
+        </w:rPr>
+      </w:pPr>
+      <w:r>
+        <w:rPr>
+          <w:b/>
           <w:u w:val="single"/>
         </w:rPr>
         <w:t>Pointer Registers</w:t>
@@ -310,18 +341,28 @@
     <w:p>
       <w:pPr>
         <w:pStyle w:val="NormalWeb"/>
-      </w:pPr>
-      <w:r>
-        <w:rPr>
-          <w:b/>
+        <w:rPr>
+          <w:sz w:val="22"/>
+        </w:rPr>
+      </w:pPr>
+      <w:r>
+        <w:rPr>
+          <w:b/>
+          <w:sz w:val="22"/>
         </w:rPr>
         <w:t>SP (Stack Pointer)</w:t>
       </w:r>
       <w:r>
+        <w:rPr>
+          <w:sz w:val="22"/>
+        </w:rPr>
         <w:br/>
         <w:t>Overview: Points to the top of the stack.</w:t>
       </w:r>
       <w:r>
+        <w:rPr>
+          <w:sz w:val="22"/>
+        </w:rPr>
         <w:br/>
         <w:t>Type: Memory / Process</w:t>
       </w:r>
@@ -329,18 +370,28 @@
     <w:p>
       <w:pPr>
         <w:pStyle w:val="NormalWeb"/>
-      </w:pPr>
-      <w:r>
-        <w:rPr>
-          <w:b/>
+        <w:rPr>
+          <w:sz w:val="22"/>
+        </w:rPr>
+      </w:pPr>
+      <w:r>
+        <w:rPr>
+          <w:b/>
+          <w:sz w:val="22"/>
         </w:rPr>
         <w:t>BP (Base Pointer)</w:t>
       </w:r>
       <w:r>
+        <w:rPr>
+          <w:sz w:val="22"/>
+        </w:rPr>
         <w:br/>
         <w:t>Overview: Used to access data and parameters inside the stack.</w:t>
       </w:r>
       <w:r>
+        <w:rPr>
+          <w:sz w:val="22"/>
+        </w:rPr>
         <w:br/>
         <w:t>Type: Memory / Process</w:t>
       </w:r>
@@ -348,41 +399,53 @@
     <w:p>
       <w:pPr>
         <w:pStyle w:val="NormalWeb"/>
-      </w:pPr>
-    </w:p>
-    <w:p>
-      <w:pPr>
-        <w:pStyle w:val="NormalWeb"/>
-        <w:rPr>
-          <w:b/>
-          <w:sz w:val="28"/>
-          <w:u w:val="single"/>
-        </w:rPr>
-      </w:pPr>
-      <w:r>
-        <w:rPr>
-          <w:b/>
-          <w:sz w:val="28"/>
-          <w:u w:val="single"/>
-        </w:rPr>
+        <w:rPr>
+          <w:sz w:val="22"/>
+        </w:rPr>
+      </w:pPr>
+    </w:p>
+    <w:p>
+      <w:pPr>
+        <w:pStyle w:val="NormalWeb"/>
+        <w:rPr>
+          <w:b/>
+          <w:u w:val="single"/>
+        </w:rPr>
+      </w:pPr>
+      <w:r>
+        <w:rPr>
+          <w:b/>
+          <w:u w:val="single"/>
+        </w:rPr>
+        <w:lastRenderedPageBreak/>
         <w:t>Index Registers</w:t>
       </w:r>
     </w:p>
     <w:p>
       <w:pPr>
         <w:pStyle w:val="NormalWeb"/>
-      </w:pPr>
-      <w:r>
-        <w:rPr>
-          <w:b/>
+        <w:rPr>
+          <w:sz w:val="22"/>
+        </w:rPr>
+      </w:pPr>
+      <w:r>
+        <w:rPr>
+          <w:b/>
+          <w:sz w:val="22"/>
         </w:rPr>
         <w:t>SI (Source Index)</w:t>
       </w:r>
       <w:r>
+        <w:rPr>
+          <w:sz w:val="22"/>
+        </w:rPr>
         <w:br/>
         <w:t>Overview: Points to source data in memory during string operations.</w:t>
       </w:r>
       <w:r>
+        <w:rPr>
+          <w:sz w:val="22"/>
+        </w:rPr>
         <w:br/>
         <w:t>Type: Input / Memory</w:t>
       </w:r>
@@ -390,18 +453,28 @@
     <w:p>
       <w:pPr>
         <w:pStyle w:val="NormalWeb"/>
-      </w:pPr>
-      <w:r>
-        <w:rPr>
-          <w:b/>
+        <w:rPr>
+          <w:sz w:val="22"/>
+        </w:rPr>
+      </w:pPr>
+      <w:r>
+        <w:rPr>
+          <w:b/>
+          <w:sz w:val="22"/>
         </w:rPr>
         <w:t>DI (Destination Index)</w:t>
       </w:r>
       <w:r>
+        <w:rPr>
+          <w:sz w:val="22"/>
+        </w:rPr>
         <w:br/>
         <w:t>Overview: Points to destination data in memory.</w:t>
       </w:r>
       <w:r>
+        <w:rPr>
+          <w:sz w:val="22"/>
+        </w:rPr>
         <w:br/>
         <w:t>Type: Output / Memory</w:t>
       </w:r>
@@ -409,21 +482,22 @@
     <w:p>
       <w:pPr>
         <w:pStyle w:val="NormalWeb"/>
-      </w:pPr>
-    </w:p>
-    <w:p>
-      <w:pPr>
-        <w:pStyle w:val="NormalWeb"/>
-        <w:rPr>
-          <w:b/>
-          <w:sz w:val="28"/>
-          <w:u w:val="single"/>
-        </w:rPr>
-      </w:pPr>
-      <w:r>
-        <w:rPr>
-          <w:b/>
-          <w:sz w:val="28"/>
+        <w:rPr>
+          <w:sz w:val="22"/>
+        </w:rPr>
+      </w:pPr>
+    </w:p>
+    <w:p>
+      <w:pPr>
+        <w:pStyle w:val="NormalWeb"/>
+        <w:rPr>
+          <w:b/>
+          <w:u w:val="single"/>
+        </w:rPr>
+      </w:pPr>
+      <w:r>
+        <w:rPr>
+          <w:b/>
           <w:u w:val="single"/>
         </w:rPr>
         <w:t>Segment Registers</w:t>
@@ -432,18 +506,28 @@
     <w:p>
       <w:pPr>
         <w:pStyle w:val="NormalWeb"/>
-      </w:pPr>
-      <w:r>
-        <w:rPr>
-          <w:b/>
+        <w:rPr>
+          <w:sz w:val="22"/>
+        </w:rPr>
+      </w:pPr>
+      <w:r>
+        <w:rPr>
+          <w:b/>
+          <w:sz w:val="22"/>
         </w:rPr>
         <w:t>CS (Code Segment)</w:t>
       </w:r>
       <w:r>
+        <w:rPr>
+          <w:sz w:val="22"/>
+        </w:rPr>
         <w:br/>
         <w:t>Overview: Stores address of program instructions.</w:t>
       </w:r>
       <w:r>
+        <w:rPr>
+          <w:sz w:val="22"/>
+        </w:rPr>
         <w:br/>
         <w:t>Type: Processing</w:t>
       </w:r>
@@ -451,18 +535,28 @@
     <w:p>
       <w:pPr>
         <w:pStyle w:val="NormalWeb"/>
-      </w:pPr>
-      <w:r>
-        <w:rPr>
-          <w:b/>
+        <w:rPr>
+          <w:sz w:val="22"/>
+        </w:rPr>
+      </w:pPr>
+      <w:r>
+        <w:rPr>
+          <w:b/>
+          <w:sz w:val="22"/>
         </w:rPr>
         <w:t>DS (Data Segment)</w:t>
       </w:r>
       <w:r>
+        <w:rPr>
+          <w:sz w:val="22"/>
+        </w:rPr>
         <w:br/>
         <w:t>Overview: Stores address of program data.</w:t>
       </w:r>
       <w:r>
+        <w:rPr>
+          <w:sz w:val="22"/>
+        </w:rPr>
         <w:br/>
         <w:t>Type: Input / Memory</w:t>
       </w:r>
@@ -470,18 +564,28 @@
     <w:p>
       <w:pPr>
         <w:pStyle w:val="NormalWeb"/>
-      </w:pPr>
-      <w:r>
-        <w:rPr>
-          <w:b/>
+        <w:rPr>
+          <w:sz w:val="22"/>
+        </w:rPr>
+      </w:pPr>
+      <w:r>
+        <w:rPr>
+          <w:b/>
+          <w:sz w:val="22"/>
         </w:rPr>
         <w:t>SS (Stack Segment)</w:t>
       </w:r>
       <w:r>
+        <w:rPr>
+          <w:sz w:val="22"/>
+        </w:rPr>
         <w:br/>
         <w:t>Overview: Stores address of stack memory.</w:t>
       </w:r>
       <w:r>
+        <w:rPr>
+          <w:sz w:val="22"/>
+        </w:rPr>
         <w:br/>
         <w:t>Type: Memory / Process</w:t>
       </w:r>
@@ -489,18 +593,28 @@
     <w:p>
       <w:pPr>
         <w:pStyle w:val="NormalWeb"/>
-      </w:pPr>
-      <w:r>
-        <w:rPr>
-          <w:b/>
+        <w:rPr>
+          <w:sz w:val="22"/>
+        </w:rPr>
+      </w:pPr>
+      <w:r>
+        <w:rPr>
+          <w:b/>
+          <w:sz w:val="22"/>
         </w:rPr>
         <w:t>ES (Extra Segment)</w:t>
       </w:r>
       <w:r>
+        <w:rPr>
+          <w:sz w:val="22"/>
+        </w:rPr>
         <w:br/>
         <w:t>Overview: Extra memory segment used mainly in string operations.</w:t>
       </w:r>
       <w:r>
+        <w:rPr>
+          <w:sz w:val="22"/>
+        </w:rPr>
         <w:br/>
         <w:t>Type: Memory / Output</w:t>
       </w:r>
@@ -508,21 +622,22 @@
     <w:p>
       <w:pPr>
         <w:pStyle w:val="NormalWeb"/>
-      </w:pPr>
-    </w:p>
-    <w:p>
-      <w:pPr>
-        <w:pStyle w:val="NormalWeb"/>
-        <w:rPr>
-          <w:b/>
-          <w:sz w:val="28"/>
-          <w:u w:val="single"/>
-        </w:rPr>
-      </w:pPr>
-      <w:r>
-        <w:rPr>
-          <w:b/>
-          <w:sz w:val="28"/>
+        <w:rPr>
+          <w:sz w:val="22"/>
+        </w:rPr>
+      </w:pPr>
+    </w:p>
+    <w:p>
+      <w:pPr>
+        <w:pStyle w:val="NormalWeb"/>
+        <w:rPr>
+          <w:b/>
+          <w:u w:val="single"/>
+        </w:rPr>
+      </w:pPr>
+      <w:r>
+        <w:rPr>
+          <w:b/>
           <w:u w:val="single"/>
         </w:rPr>
         <w:t>Control Registers</w:t>
@@ -531,18 +646,28 @@
     <w:p>
       <w:pPr>
         <w:pStyle w:val="NormalWeb"/>
-      </w:pPr>
-      <w:r>
-        <w:rPr>
-          <w:b/>
+        <w:rPr>
+          <w:sz w:val="22"/>
+        </w:rPr>
+      </w:pPr>
+      <w:r>
+        <w:rPr>
+          <w:b/>
+          <w:sz w:val="22"/>
         </w:rPr>
         <w:t>IP (Instruction Pointer)</w:t>
       </w:r>
       <w:r>
+        <w:rPr>
+          <w:sz w:val="22"/>
+        </w:rPr>
         <w:br/>
         <w:t>Overview: Holds offset address of next instruction to execute.</w:t>
       </w:r>
       <w:r>
+        <w:rPr>
+          <w:sz w:val="22"/>
+        </w:rPr>
         <w:br/>
         <w:t>Type: Processing / Control</w:t>
       </w:r>
@@ -550,18 +675,28 @@
     <w:p>
       <w:pPr>
         <w:pStyle w:val="NormalWeb"/>
-      </w:pPr>
-      <w:r>
-        <w:rPr>
-          <w:b/>
+        <w:rPr>
+          <w:sz w:val="22"/>
+        </w:rPr>
+      </w:pPr>
+      <w:r>
+        <w:rPr>
+          <w:b/>
+          <w:sz w:val="22"/>
         </w:rPr>
         <w:t>FLAGS Register</w:t>
       </w:r>
       <w:r>
+        <w:rPr>
+          <w:sz w:val="22"/>
+        </w:rPr>
         <w:br/>
         <w:t>Overview: Stores status and condition flags of the CPU.</w:t>
       </w:r>
       <w:r>
+        <w:rPr>
+          <w:sz w:val="22"/>
+        </w:rPr>
         <w:br/>
         <w:t>Type: Control / Processing</w:t>
       </w:r>
@@ -570,224 +705,54 @@
       <w:pPr>
         <w:pStyle w:val="NormalWeb"/>
         <w:rPr>
-          <w:rFonts w:asciiTheme="minorHAnsi" w:eastAsiaTheme="minorHAnsi" w:hAnsiTheme="minorHAnsi" w:cstheme="minorBidi"/>
-          <w:sz w:val="22"/>
-          <w:szCs w:val="22"/>
-        </w:rPr>
-      </w:pPr>
-    </w:p>
-    <w:p>
-      <w:pPr>
-        <w:pStyle w:val="NormalWeb"/>
-        <w:rPr>
-          <w:b/>
-          <w:sz w:val="28"/>
-          <w:u w:val="single"/>
-        </w:rPr>
-      </w:pPr>
-      <w:r>
-        <w:rPr>
-          <w:b/>
-          <w:sz w:val="28"/>
-          <w:u w:val="single"/>
-        </w:rPr>
-        <w:lastRenderedPageBreak/>
+          <w:sz w:val="22"/>
+        </w:rPr>
+      </w:pPr>
+      <w:bookmarkStart w:id="0" w:name="_GoBack"/>
+      <w:bookmarkEnd w:id="0"/>
+    </w:p>
+    <w:p>
+      <w:pPr>
+        <w:pStyle w:val="NormalWeb"/>
+        <w:rPr>
+          <w:b/>
+          <w:u w:val="single"/>
+        </w:rPr>
+      </w:pPr>
+      <w:r>
+        <w:rPr>
+          <w:b/>
+          <w:u w:val="single"/>
+        </w:rPr>
         <w:t>Examples &amp; Implementation</w:t>
       </w:r>
     </w:p>
     <w:p>
       <w:pPr>
-        <w:pStyle w:val="NormalWeb"/>
-        <w:jc w:val="center"/>
-        <w:rPr>
-          <w:b/>
-          <w:sz w:val="28"/>
-          <w:u w:val="single"/>
-        </w:rPr>
-      </w:pPr>
-      <w:r>
-        <w:rPr>
-          <w:b/>
-          <w:noProof/>
-          <w:sz w:val="28"/>
-        </w:rPr>
-        <w:drawing>
-          <wp:inline distT="0" distB="0" distL="0" distR="0">
-            <wp:extent cx="4025900" cy="2264568"/>
-            <wp:effectExtent l="0" t="0" r="0" b="2540"/>
-            <wp:docPr id="1" name="Picture 1"/>
-            <wp:cNvGraphicFramePr>
-              <a:graphicFrameLocks xmlns:a="http://schemas.openxmlformats.org/drawingml/2006/main" noChangeAspect="1"/>
-            </wp:cNvGraphicFramePr>
-            <a:graphic xmlns:a="http://schemas.openxmlformats.org/drawingml/2006/main">
-              <a:graphicData uri="http://schemas.openxmlformats.org/drawingml/2006/picture">
-                <pic:pic xmlns:pic="http://schemas.openxmlformats.org/drawingml/2006/picture">
-                  <pic:nvPicPr>
-                    <pic:cNvPr id="1" name="Screenshot (577).png"/>
-                    <pic:cNvPicPr/>
-                  </pic:nvPicPr>
-                  <pic:blipFill>
-                    <a:blip r:embed="rId5" cstate="print">
-                      <a:extLst>
-                        <a:ext uri="{28A0092B-C50C-407E-A947-70E740481C1C}">
-                          <a14:useLocalDpi xmlns:a14="http://schemas.microsoft.com/office/drawing/2010/main" val="0"/>
-                        </a:ext>
-                      </a:extLst>
-                    </a:blip>
-                    <a:stretch>
-                      <a:fillRect/>
-                    </a:stretch>
-                  </pic:blipFill>
-                  <pic:spPr>
-                    <a:xfrm>
-                      <a:off x="0" y="0"/>
-                      <a:ext cx="4055675" cy="2281316"/>
-                    </a:xfrm>
-                    <a:prstGeom prst="rect">
-                      <a:avLst/>
-                    </a:prstGeom>
-                  </pic:spPr>
-                </pic:pic>
-              </a:graphicData>
-            </a:graphic>
-          </wp:inline>
-        </w:drawing>
-      </w:r>
-    </w:p>
-    <w:p>
-      <w:pPr>
-        <w:pStyle w:val="NormalWeb"/>
-        <w:jc w:val="center"/>
-        <w:rPr>
-          <w:b/>
-          <w:sz w:val="28"/>
-          <w:u w:val="single"/>
-        </w:rPr>
-      </w:pPr>
-      <w:r>
-        <w:rPr>
-          <w:b/>
-          <w:noProof/>
-          <w:sz w:val="28"/>
-        </w:rPr>
-        <w:drawing>
-          <wp:inline distT="0" distB="0" distL="0" distR="0">
-            <wp:extent cx="4000500" cy="2250281"/>
-            <wp:effectExtent l="0" t="0" r="0" b="0"/>
-            <wp:docPr id="2" name="Picture 2"/>
-            <wp:cNvGraphicFramePr>
-              <a:graphicFrameLocks xmlns:a="http://schemas.openxmlformats.org/drawingml/2006/main" noChangeAspect="1"/>
-            </wp:cNvGraphicFramePr>
-            <a:graphic xmlns:a="http://schemas.openxmlformats.org/drawingml/2006/main">
-              <a:graphicData uri="http://schemas.openxmlformats.org/drawingml/2006/picture">
-                <pic:pic xmlns:pic="http://schemas.openxmlformats.org/drawingml/2006/picture">
-                  <pic:nvPicPr>
-                    <pic:cNvPr id="2" name="Screenshot (578).png"/>
-                    <pic:cNvPicPr/>
-                  </pic:nvPicPr>
-                  <pic:blipFill>
-                    <a:blip r:embed="rId6" cstate="print">
-                      <a:extLst>
-                        <a:ext uri="{28A0092B-C50C-407E-A947-70E740481C1C}">
-                          <a14:useLocalDpi xmlns:a14="http://schemas.microsoft.com/office/drawing/2010/main" val="0"/>
-                        </a:ext>
-                      </a:extLst>
-                    </a:blip>
-                    <a:stretch>
-                      <a:fillRect/>
-                    </a:stretch>
-                  </pic:blipFill>
-                  <pic:spPr>
-                    <a:xfrm>
-                      <a:off x="0" y="0"/>
-                      <a:ext cx="4030617" cy="2267222"/>
-                    </a:xfrm>
-                    <a:prstGeom prst="rect">
-                      <a:avLst/>
-                    </a:prstGeom>
-                  </pic:spPr>
-                </pic:pic>
-              </a:graphicData>
-            </a:graphic>
-          </wp:inline>
-        </w:drawing>
-      </w:r>
-    </w:p>
-    <w:p>
-      <w:pPr>
-        <w:pStyle w:val="NormalWeb"/>
-        <w:jc w:val="center"/>
-        <w:rPr>
-          <w:b/>
-          <w:sz w:val="28"/>
-          <w:u w:val="single"/>
-        </w:rPr>
-      </w:pPr>
-      <w:r>
-        <w:rPr>
-          <w:b/>
-          <w:noProof/>
-          <w:sz w:val="28"/>
-        </w:rPr>
-        <w:drawing>
-          <wp:inline distT="0" distB="0" distL="0" distR="0">
-            <wp:extent cx="4086577" cy="2298700"/>
-            <wp:effectExtent l="0" t="0" r="9525" b="6350"/>
-            <wp:docPr id="3" name="Picture 3"/>
-            <wp:cNvGraphicFramePr>
-              <a:graphicFrameLocks xmlns:a="http://schemas.openxmlformats.org/drawingml/2006/main" noChangeAspect="1"/>
-            </wp:cNvGraphicFramePr>
-            <a:graphic xmlns:a="http://schemas.openxmlformats.org/drawingml/2006/main">
-              <a:graphicData uri="http://schemas.openxmlformats.org/drawingml/2006/picture">
-                <pic:pic xmlns:pic="http://schemas.openxmlformats.org/drawingml/2006/picture">
-                  <pic:nvPicPr>
-                    <pic:cNvPr id="3" name="Screenshot (579).png"/>
-                    <pic:cNvPicPr/>
-                  </pic:nvPicPr>
-                  <pic:blipFill>
-                    <a:blip r:embed="rId7" cstate="print">
-                      <a:extLst>
-                        <a:ext uri="{28A0092B-C50C-407E-A947-70E740481C1C}">
-                          <a14:useLocalDpi xmlns:a14="http://schemas.microsoft.com/office/drawing/2010/main" val="0"/>
-                        </a:ext>
-                      </a:extLst>
-                    </a:blip>
-                    <a:stretch>
-                      <a:fillRect/>
-                    </a:stretch>
-                  </pic:blipFill>
-                  <pic:spPr>
-                    <a:xfrm>
-                      <a:off x="0" y="0"/>
-                      <a:ext cx="4116973" cy="2315798"/>
-                    </a:xfrm>
-                    <a:prstGeom prst="rect">
-                      <a:avLst/>
-                    </a:prstGeom>
-                  </pic:spPr>
-                </pic:pic>
-              </a:graphicData>
-            </a:graphic>
-          </wp:inline>
-        </w:drawing>
-      </w:r>
-    </w:p>
-    <w:p>
-      <w:r>
-        <w:rPr>
-          <w:b/>
+        <w:rPr>
+          <w:sz w:val="20"/>
+        </w:rPr>
+      </w:pPr>
+      <w:r>
+        <w:rPr>
+          <w:b/>
+          <w:sz w:val="20"/>
           <w:u w:val="single"/>
         </w:rPr>
         <w:t>LINK:</w:t>
       </w:r>
       <w:r>
+        <w:rPr>
+          <w:sz w:val="20"/>
+        </w:rPr>
         <w:t xml:space="preserve"> </w:t>
       </w:r>
-      <w:hyperlink r:id="rId8" w:history="1">
+      <w:hyperlink r:id="rId5" w:history="1">
         <w:proofErr w:type="spellStart"/>
         <w:r>
           <w:rPr>
             <w:rStyle w:val="Hyperlink"/>
+            <w:sz w:val="20"/>
           </w:rPr>
           <w:t>Github</w:t>
         </w:r>
@@ -795,12 +760,11 @@
         <w:r>
           <w:rPr>
             <w:rStyle w:val="Hyperlink"/>
+            <w:sz w:val="20"/>
           </w:rPr>
           <w:t xml:space="preserve"> repository</w:t>
         </w:r>
       </w:hyperlink>
-      <w:bookmarkStart w:id="0" w:name="_GoBack"/>
-      <w:bookmarkEnd w:id="0"/>
     </w:p>
     <w:sectPr>
       <w:pgSz w:w="12240" w:h="15840"/>
